--- a/docs/빠몽이_DB구조_설명서.docx
+++ b/docs/빠몽이_DB구조_설명서.docx
@@ -534,7 +534,7 @@
           <w:b w:val="0"/>
           <w:sz w:val="22"/>
         </w:rPr>
-        <w:t>pinchHitter — 현재 타석 대타 (다음 타자·공수교대 시 해제)</w:t>
+        <w:t>pinchHitter — 현재 타석 대타 (다음 타자·공수교대 시 해제, 투수교체 시 유지)</w:t>
       </w:r>
     </w:p>
     <w:p>
@@ -560,7 +560,33 @@
           <w:b w:val="0"/>
           <w:sz w:val="22"/>
         </w:rPr>
-        <w:t>liveScoreboard / controlMode — API·수동 스코어</w:t>
+        <w:t>liveScoreboard / controlMode — 다음 스포츠 실황·수동 스코어 (auto|manual)</w:t>
+      </w:r>
+    </w:p>
+    <w:p>
+      <w:pPr>
+        <w:pStyle w:val="ListBullet"/>
+      </w:pPr>
+      <w:r>
+        <w:rPr>
+          <w:rFonts w:ascii="맑은 고딕" w:hAnsi="맑은 고딕" w:eastAsia="맑은 고딕"/>
+          <w:b w:val="0"/>
+          <w:sz w:val="22"/>
+        </w:rPr>
+        <w:t>liveAutoEnabled — 타석 실황 자동(기본 true). OFF면 표시만 동기화</w:t>
+      </w:r>
+    </w:p>
+    <w:p>
+      <w:pPr>
+        <w:pStyle w:val="ListBullet"/>
+      </w:pPr>
+      <w:r>
+        <w:rPr>
+          <w:rFonts w:ascii="맑은 고딕" w:hAnsi="맑은 고딕" w:eastAsia="맑은 고딕"/>
+          <w:b w:val="0"/>
+          <w:sz w:val="22"/>
+        </w:rPr>
+        <w:t>atBatPhase — 타석 상태머신 단계(WS at_bat_phase)</w:t>
       </w:r>
     </w:p>
     <w:p>

--- a/docs/빠몽이_DB구조_설명서.docx
+++ b/docs/빠몽이_DB구조_설명서.docx
@@ -27,7 +27,7 @@
           <w:color w:val="555555"/>
           <w:sz w:val="22"/>
         </w:rPr>
-        <w:t>MongoDB 중심 · PostgreSQL 레거시 동기화</w:t>
+        <w:t>운영 DB = MongoDB 전용</w:t>
       </w:r>
     </w:p>
     <w:p/>
@@ -54,7 +54,7 @@
           <w:b w:val="0"/>
           <w:sz w:val="22"/>
         </w:rPr>
-        <w:t>운영 기본 저장소는 MongoDB입니다.</w:t>
+        <w:t>빠몽이(PPAMONG)의 운영·런타임 데이터베이스는 MongoDB만 사용합니다.</w:t>
       </w:r>
     </w:p>
     <w:p>
@@ -67,7 +67,7 @@
           <w:b w:val="0"/>
           <w:sz w:val="22"/>
         </w:rPr>
-        <w:t>일부 레거시 데이터는 PostgreSQL에 있으며, 슈퍼바이저 「디비 백업하기」에서 PG→Mongo 동기화·내보내기를 할 수 있습니다.</w:t>
+        <w:t>서버는 MONGODB_URI 없이 기동하지 않습니다. 회원·경기·예측·몰·관리자 데이터는 모두 MongoDB 컬렉션에 저장됩니다.</w:t>
       </w:r>
     </w:p>
     <w:p>
@@ -80,7 +80,20 @@
           <w:b w:val="0"/>
           <w:sz w:val="22"/>
         </w:rPr>
-        <w:t>상세 ERD는 docs/db-erd.md를 참고합니다.</w:t>
+        <w:t>구제품(빠던9 등)이 쓰던 PostgreSQL은 빠몽이 운영 DB가 아닙니다. 일상 운영·백업·복구는 MongoDB 기준입니다.</w:t>
+      </w:r>
+    </w:p>
+    <w:p>
+      <w:pPr>
+        <w:pStyle w:val="ListBullet"/>
+      </w:pPr>
+      <w:r>
+        <w:rPr>
+          <w:rFonts w:ascii="맑은 고딕" w:hAnsi="맑은 고딕" w:eastAsia="맑은 고딕"/>
+          <w:b w:val="0"/>
+          <w:sz w:val="22"/>
+        </w:rPr>
+        <w:t>컬렉션 관계는 docs/db-erd.md(구 ERD는 참고용)와 본 문서의 표를 함께 보세요.</w:t>
       </w:r>
     </w:p>
     <w:tbl>
@@ -599,7 +612,7 @@
           <w:b/>
           <w:sz w:val="28"/>
         </w:rPr>
-        <w:t>3. 백업·동기화</w:t>
+        <w:t>3. 백업</w:t>
       </w:r>
     </w:p>
     <w:p>
@@ -625,7 +638,20 @@
           <w:b w:val="0"/>
           <w:sz w:val="22"/>
         </w:rPr>
-        <w:t>테이블별 Mongo 내보내기, PostgreSQL→Mongo 동기화 지원</w:t>
+        <w:t>MongoDB 컬렉션/테이블별 내보내기(백업)를 사용합니다.</w:t>
+      </w:r>
+    </w:p>
+    <w:p>
+      <w:pPr>
+        <w:pStyle w:val="ListBullet"/>
+      </w:pPr>
+      <w:r>
+        <w:rPr>
+          <w:rFonts w:ascii="맑은 고딕" w:hAnsi="맑은 고딕" w:eastAsia="맑은 고딕"/>
+          <w:b w:val="0"/>
+          <w:sz w:val="22"/>
+        </w:rPr>
+        <w:t>관리자 화면에 남아 있는 PostgreSQL 가져오기 메뉴는 구제품 일회성 이전용이며, 빠몽이 정상 운영에 필요하지 않습니다.</w:t>
       </w:r>
     </w:p>
     <w:p>

--- a/docs/빠몽이_DB구조_설명서.docx
+++ b/docs/빠몽이_DB구조_설명서.docx
@@ -181,7 +181,7 @@
                 <w:b w:val="0"/>
                 <w:sz w:val="22"/>
               </w:rPr>
-              <w:t>users</w:t>
+              <w:t>User, AttendanceRecord, PointTransaction</w:t>
             </w:r>
           </w:p>
         </w:tc>
@@ -196,7 +196,7 @@
                 <w:b w:val="0"/>
                 <w:sz w:val="22"/>
               </w:rPr>
-              <w:t>계정·포인트·출석·소셜/게스트</w:t>
+              <w:t>계정·출석·포인트</w:t>
             </w:r>
           </w:p>
         </w:tc>
@@ -228,7 +228,7 @@
                 <w:b w:val="0"/>
                 <w:sz w:val="22"/>
               </w:rPr>
-              <w:t>matches, stadiums</w:t>
+              <w:t>Match, Stadium, KboPlayer</w:t>
             </w:r>
           </w:p>
         </w:tc>
@@ -243,7 +243,7 @@
                 <w:b w:val="0"/>
                 <w:sz w:val="22"/>
               </w:rPr>
-              <w:t>일정·상태·스코어보드·타순·대타</w:t>
+              <w:t>일정·스코어보드·타순·대타</w:t>
             </w:r>
           </w:p>
         </w:tc>
@@ -275,7 +275,7 @@
                 <w:b w:val="0"/>
                 <w:sz w:val="22"/>
               </w:rPr>
-              <w:t>predictions, roundStatistics</w:t>
+              <w:t>Prediction, RoundStatistics, MatchSideBet</w:t>
             </w:r>
           </w:p>
         </w:tc>
@@ -290,7 +290,7 @@
                 <w:b w:val="0"/>
                 <w:sz w:val="22"/>
               </w:rPr>
-              <w:t>타석 예측·라운드 통계</w:t>
+              <w:t>타석·라운드·사이드벳</w:t>
             </w:r>
           </w:p>
         </w:tc>
@@ -307,7 +307,7 @@
                 <w:b w:val="0"/>
                 <w:sz w:val="22"/>
               </w:rPr>
-              <w:t>사이드벳</w:t>
+              <w:t>운영</w:t>
             </w:r>
           </w:p>
         </w:tc>
@@ -322,101 +322,7 @@
                 <w:b w:val="0"/>
                 <w:sz w:val="22"/>
               </w:rPr>
-              <w:t>matchSideBets</w:t>
-            </w:r>
-          </w:p>
-        </w:tc>
-        <w:tc>
-          <w:tcPr>
-            <w:tcW w:type="dxa" w:w="2880"/>
-          </w:tcPr>
-          <w:p>
-            <w:r>
-              <w:rPr>
-                <w:rFonts w:ascii="맑은 고딕" w:hAnsi="맑은 고딕" w:eastAsia="맑은 고딕"/>
-                <w:b w:val="0"/>
-                <w:sz w:val="22"/>
-              </w:rPr>
-              <w:t>우승팀·최종스코어 배팅</w:t>
-            </w:r>
-          </w:p>
-        </w:tc>
-      </w:tr>
-      <w:tr>
-        <w:tc>
-          <w:tcPr>
-            <w:tcW w:type="dxa" w:w="2880"/>
-          </w:tcPr>
-          <w:p>
-            <w:r>
-              <w:rPr>
-                <w:rFonts w:ascii="맑은 고딕" w:hAnsi="맑은 고딕" w:eastAsia="맑은 고딕"/>
-                <w:b w:val="0"/>
-                <w:sz w:val="22"/>
-              </w:rPr>
-              <w:t>공지</w:t>
-            </w:r>
-          </w:p>
-        </w:tc>
-        <w:tc>
-          <w:tcPr>
-            <w:tcW w:type="dxa" w:w="2880"/>
-          </w:tcPr>
-          <w:p>
-            <w:r>
-              <w:rPr>
-                <w:rFonts w:ascii="맑은 고딕" w:hAnsi="맑은 고딕" w:eastAsia="맑은 고딕"/>
-                <w:b w:val="0"/>
-                <w:sz w:val="22"/>
-              </w:rPr>
-              <w:t>notices, noticeReads</w:t>
-            </w:r>
-          </w:p>
-        </w:tc>
-        <w:tc>
-          <w:tcPr>
-            <w:tcW w:type="dxa" w:w="2880"/>
-          </w:tcPr>
-          <w:p>
-            <w:r>
-              <w:rPr>
-                <w:rFonts w:ascii="맑은 고딕" w:hAnsi="맑은 고딕" w:eastAsia="맑은 고딕"/>
-                <w:b w:val="0"/>
-                <w:sz w:val="22"/>
-              </w:rPr>
-              <w:t>공지·게임 배너 dismiss</w:t>
-            </w:r>
-          </w:p>
-        </w:tc>
-      </w:tr>
-      <w:tr>
-        <w:tc>
-          <w:tcPr>
-            <w:tcW w:type="dxa" w:w="2880"/>
-          </w:tcPr>
-          <w:p>
-            <w:r>
-              <w:rPr>
-                <w:rFonts w:ascii="맑은 고딕" w:hAnsi="맑은 고딕" w:eastAsia="맑은 고딕"/>
-                <w:b w:val="0"/>
-                <w:sz w:val="22"/>
-              </w:rPr>
-              <w:t>관리자</w:t>
-            </w:r>
-          </w:p>
-        </w:tc>
-        <w:tc>
-          <w:tcPr>
-            <w:tcW w:type="dxa" w:w="2880"/>
-          </w:tcPr>
-          <w:p>
-            <w:r>
-              <w:rPr>
-                <w:rFonts w:ascii="맑은 고딕" w:hAnsi="맑은 고딕" w:eastAsia="맑은 고딕"/>
-                <w:b w:val="0"/>
-                <w:sz w:val="22"/>
-              </w:rPr>
-              <w:t>adminUsers</w:t>
+              <w:t>AdminUser</w:t>
             </w:r>
           </w:p>
         </w:tc>
@@ -448,6 +354,100 @@
                 <w:b w:val="0"/>
                 <w:sz w:val="22"/>
               </w:rPr>
+              <w:t>콘텐츠</w:t>
+            </w:r>
+          </w:p>
+        </w:tc>
+        <w:tc>
+          <w:tcPr>
+            <w:tcW w:type="dxa" w:w="2880"/>
+          </w:tcPr>
+          <w:p>
+            <w:r>
+              <w:rPr>
+                <w:rFonts w:ascii="맑은 고딕" w:hAnsi="맑은 고딕" w:eastAsia="맑은 고딕"/>
+                <w:b w:val="0"/>
+                <w:sz w:val="22"/>
+              </w:rPr>
+              <w:t>Notice, Inquiry, Post, Term</w:t>
+            </w:r>
+          </w:p>
+        </w:tc>
+        <w:tc>
+          <w:tcPr>
+            <w:tcW w:type="dxa" w:w="2880"/>
+          </w:tcPr>
+          <w:p>
+            <w:r>
+              <w:rPr>
+                <w:rFonts w:ascii="맑은 고딕" w:hAnsi="맑은 고딕" w:eastAsia="맑은 고딕"/>
+                <w:b w:val="0"/>
+                <w:sz w:val="22"/>
+              </w:rPr>
+              <w:t>공지·문의·게시판·약관</w:t>
+            </w:r>
+          </w:p>
+        </w:tc>
+      </w:tr>
+      <w:tr>
+        <w:tc>
+          <w:tcPr>
+            <w:tcW w:type="dxa" w:w="2880"/>
+          </w:tcPr>
+          <w:p>
+            <w:r>
+              <w:rPr>
+                <w:rFonts w:ascii="맑은 고딕" w:hAnsi="맑은 고딕" w:eastAsia="맑은 고딕"/>
+                <w:b w:val="0"/>
+                <w:sz w:val="22"/>
+              </w:rPr>
+              <w:t>광고</w:t>
+            </w:r>
+          </w:p>
+        </w:tc>
+        <w:tc>
+          <w:tcPr>
+            <w:tcW w:type="dxa" w:w="2880"/>
+          </w:tcPr>
+          <w:p>
+            <w:r>
+              <w:rPr>
+                <w:rFonts w:ascii="맑은 고딕" w:hAnsi="맑은 고딕" w:eastAsia="맑은 고딕"/>
+                <w:b w:val="0"/>
+                <w:sz w:val="22"/>
+              </w:rPr>
+              <w:t>Advertisement, WaitingScreen, AppAdmobConfig</w:t>
+            </w:r>
+          </w:p>
+        </w:tc>
+        <w:tc>
+          <w:tcPr>
+            <w:tcW w:type="dxa" w:w="2880"/>
+          </w:tcPr>
+          <w:p>
+            <w:r>
+              <w:rPr>
+                <w:rFonts w:ascii="맑은 고딕" w:hAnsi="맑은 고딕" w:eastAsia="맑은 고딕"/>
+                <w:b w:val="0"/>
+                <w:sz w:val="22"/>
+              </w:rPr>
+              <w:t>배너·영상·대기·AdMob</w:t>
+            </w:r>
+          </w:p>
+        </w:tc>
+      </w:tr>
+      <w:tr>
+        <w:tc>
+          <w:tcPr>
+            <w:tcW w:type="dxa" w:w="2880"/>
+          </w:tcPr>
+          <w:p>
+            <w:r>
+              <w:rPr>
+                <w:rFonts w:ascii="맑은 고딕" w:hAnsi="맑은 고딕" w:eastAsia="맑은 고딕"/>
+                <w:b w:val="0"/>
+                <w:sz w:val="22"/>
+              </w:rPr>
               <w:t>몰</w:t>
             </w:r>
           </w:p>
@@ -463,7 +463,7 @@
                 <w:b w:val="0"/>
                 <w:sz w:val="22"/>
               </w:rPr>
-              <w:t>goods*, mall*</w:t>
+              <w:t>GoodsProduct, MallOrder, MallStock…</w:t>
             </w:r>
           </w:p>
         </w:tc>
@@ -478,7 +478,54 @@
                 <w:b w:val="0"/>
                 <w:sz w:val="22"/>
               </w:rPr>
-              <w:t>상품·주문·재고 등</w:t>
+              <w:t>상품·주문·재고</w:t>
+            </w:r>
+          </w:p>
+        </w:tc>
+      </w:tr>
+      <w:tr>
+        <w:tc>
+          <w:tcPr>
+            <w:tcW w:type="dxa" w:w="2880"/>
+          </w:tcPr>
+          <w:p>
+            <w:r>
+              <w:rPr>
+                <w:rFonts w:ascii="맑은 고딕" w:hAnsi="맑은 고딕" w:eastAsia="맑은 고딕"/>
+                <w:b w:val="0"/>
+                <w:sz w:val="22"/>
+              </w:rPr>
+              <w:t>소셜</w:t>
+            </w:r>
+          </w:p>
+        </w:tc>
+        <w:tc>
+          <w:tcPr>
+            <w:tcW w:type="dxa" w:w="2880"/>
+          </w:tcPr>
+          <w:p>
+            <w:r>
+              <w:rPr>
+                <w:rFonts w:ascii="맑은 고딕" w:hAnsi="맑은 고딕" w:eastAsia="맑은 고딕"/>
+                <w:b w:val="0"/>
+                <w:sz w:val="22"/>
+              </w:rPr>
+              <w:t>FriendRoom</w:t>
+            </w:r>
+          </w:p>
+        </w:tc>
+        <w:tc>
+          <w:tcPr>
+            <w:tcW w:type="dxa" w:w="2880"/>
+          </w:tcPr>
+          <w:p>
+            <w:r>
+              <w:rPr>
+                <w:rFonts w:ascii="맑은 고딕" w:hAnsi="맑은 고딕" w:eastAsia="맑은 고딕"/>
+                <w:b w:val="0"/>
+                <w:sz w:val="22"/>
+              </w:rPr>
+              <w:t>친구·동호회 방(공개 예측 함께 참여)</w:t>
             </w:r>
           </w:p>
         </w:tc>
@@ -586,7 +633,7 @@
           <w:b w:val="0"/>
           <w:sz w:val="22"/>
         </w:rPr>
-        <w:t>liveAutoEnabled — 타석 실황 자동(기본 true). OFF면 표시만 동기화</w:t>
+        <w:t>liveAutoEnabled — 기본 true. 운영자 UI 토글 없음. false 잔여는 폴링 시 복구</w:t>
       </w:r>
     </w:p>
     <w:p>
@@ -599,7 +646,20 @@
           <w:b w:val="0"/>
           <w:sz w:val="22"/>
         </w:rPr>
-        <w:t>atBatPhase — 타석 상태머신 단계(WS at_bat_phase)</w:t>
+        <w:t>atBatPhase — 타석 상태머신(WS at_bat_phase). 회원 화면 uiStage의 권위</w:t>
+      </w:r>
+    </w:p>
+    <w:p>
+      <w:pPr>
+        <w:pStyle w:val="ListBullet"/>
+      </w:pPr>
+      <w:r>
+        <w:rPr>
+          <w:rFonts w:ascii="맑은 고딕" w:hAnsi="맑은 고딕" w:eastAsia="맑은 고딕"/>
+          <w:b w:val="0"/>
+          <w:sz w:val="22"/>
+        </w:rPr>
+        <w:t>daumGameId — 다음 스포츠 경기 ID. apiSportsGameId는 레거시</w:t>
       </w:r>
     </w:p>
     <w:p>
